--- a/documentation/Setup_IDE.docx
+++ b/documentation/Setup_IDE.docx
@@ -60,15 +60,13 @@
       <w:proofErr w:type="spellStart"/>
       <w:r>
         <w:rPr>
-          <w:color w:val="4EA72E" w:themeColor="accent6"/>
+          <w:b/>
+          <w:bCs/>
         </w:rPr>
         <w:t>RobotCode</w:t>
       </w:r>
       <w:proofErr w:type="spellEnd"/>
       <w:r>
-        <w:rPr>
-          <w:color w:val="4EA72E" w:themeColor="accent6"/>
-        </w:rPr>
         <w:t xml:space="preserve"> </w:t>
       </w:r>
       <w:r>
